--- a/deliverables/Tethered-Pitch.docx
+++ b/deliverables/Tethered-Pitch.docx
@@ -166,7 +166,7 @@
         <w:spacing w:after="120" w:line="276"/>
       </w:pPr>
       <w:r>
-        <w:t xml:space="preserve">1,200 simulated runs per tuning pass with weak, average and strong bot pairs: a beginner pair reaches wave 4 in 70% of Survival runs, an average pair clears Survival 40% of the time, a strong pair 95% (3 stars in only 6%). Endless runs last a median 5:32 for average pairs and almost never pass 15 minutes.</w:t>
+        <w:t xml:space="preserve">1,200 simulated runs per tuning pass with weak, average and strong bot pairs: a beginner pair reaches wave 4 in 69% of Survival runs, an average pair clears Survival 35% of the time, a strong pair 99% (3 stars in only 8%). Endless runs last a median 5:28 for average pairs and almost never pass 15 minutes.</w:t>
       </w:r>
     </w:p>
     <w:p>
@@ -198,7 +198,7 @@
         <w:t xml:space="preserve">Play it:</w:t>
       </w:r>
       <w:r>
-        <w:t xml:space="preserve"> https://example.test/</w:t>
+        <w:t xml:space="preserve"> https://solvexsystemsshared.github.io/tethered/</w:t>
       </w:r>
     </w:p>
     <w:sectPr>
